--- a/VẬT TƯ CÔNG TY/BIÊN BẢN/BIÊN BẢN BÀN GIAO VẬT TƯ/bien-ban-giao-nhan-tai-san - Copy.docx
+++ b/VẬT TƯ CÔNG TY/BIÊN BẢN/BIÊN BẢN BÀN GIAO VẬT TƯ/bien-ban-giao-nhan-tai-san - Copy.docx
@@ -82,7 +82,14 @@
           <w:sz w:val="28"/>
           <w:szCs w:val="28"/>
         </w:rPr>
-        <w:t xml:space="preserve"> 29</w:t>
+        <w:t xml:space="preserve"> </w:t>
+      </w:r>
+      <w:r>
+        <w:rPr>
+          <w:sz w:val="28"/>
+          <w:szCs w:val="28"/>
+        </w:rPr>
+        <w:t>…</w:t>
       </w:r>
       <w:r>
         <w:rPr>
@@ -96,7 +103,7 @@
           <w:sz w:val="28"/>
           <w:szCs w:val="28"/>
         </w:rPr>
-        <w:t>01</w:t>
+        <w:t>…</w:t>
       </w:r>
       <w:r>
         <w:rPr>
@@ -110,7 +117,7 @@
           <w:sz w:val="28"/>
           <w:szCs w:val="28"/>
         </w:rPr>
-        <w:t>2026</w:t>
+        <w:t>……</w:t>
       </w:r>
       <w:r>
         <w:rPr>
@@ -167,7 +174,7 @@
           <w:sz w:val="28"/>
           <w:szCs w:val="28"/>
         </w:rPr>
-        <w:t>A</w:t>
+        <w:t>giao</w:t>
       </w:r>
       <w:r>
         <w:rPr>
@@ -259,14 +266,7 @@
           <w:szCs w:val="28"/>
         </w:rPr>
         <w:br/>
-        <w:t>Điện thoại</w:t>
-      </w:r>
-      <w:r>
-        <w:rPr>
-          <w:sz w:val="28"/>
-          <w:szCs w:val="28"/>
-        </w:rPr>
-        <w:t>: 0912 735 531</w:t>
+        <w:t>Điện thoại: 0912 735 531</w:t>
       </w:r>
     </w:p>
     <w:p>
@@ -292,7 +292,7 @@
           <w:sz w:val="28"/>
           <w:szCs w:val="28"/>
         </w:rPr>
-        <w:t>B</w:t>
+        <w:t>nhận</w:t>
       </w:r>
       <w:r>
         <w:rPr>
@@ -316,16 +316,14 @@
           <w:sz w:val="28"/>
           <w:szCs w:val="28"/>
         </w:rPr>
-        <w:t xml:space="preserve">Ông: </w:t>
-      </w:r>
-      <w:r>
-        <w:rPr>
-          <w:b/>
-          <w:bCs/>
-          <w:sz w:val="28"/>
-          <w:szCs w:val="28"/>
-        </w:rPr>
-        <w:t>NGUYỄN TRỌNG TÍNH</w:t>
+        <w:t>Ông:</w:t>
+      </w:r>
+      <w:r>
+        <w:rPr>
+          <w:sz w:val="28"/>
+          <w:szCs w:val="28"/>
+        </w:rPr>
+        <w:t>………………………………………………………………………………</w:t>
       </w:r>
     </w:p>
     <w:p>
@@ -371,8 +369,8 @@
         <w:tblLook w:val="04A0" w:firstRow="1" w:lastRow="0" w:firstColumn="1" w:lastColumn="0" w:noHBand="0" w:noVBand="1"/>
       </w:tblPr>
       <w:tblGrid>
-        <w:gridCol w:w="4644"/>
-        <w:gridCol w:w="4644"/>
+        <w:gridCol w:w="4604"/>
+        <w:gridCol w:w="4639"/>
       </w:tblGrid>
       <w:tr>
         <w:tc>
@@ -394,14 +392,37 @@
                 <w:sz w:val="28"/>
                 <w:szCs w:val="28"/>
               </w:rPr>
-              <w:t xml:space="preserve">Điện thoại: </w:t>
+              <w:t>Điện thoại:</w:t>
             </w:r>
             <w:r>
               <w:rPr>
                 <w:sz w:val="28"/>
                 <w:szCs w:val="28"/>
               </w:rPr>
-              <w:t>0912 735 531</w:t>
+              <w:t>……………………………</w:t>
+            </w:r>
+          </w:p>
+        </w:tc>
+        <w:tc>
+          <w:tcPr>
+            <w:tcW w:w="4644" w:type="dxa"/>
+          </w:tcPr>
+          <w:p>
+            <w:pPr>
+              <w:spacing w:after="120" w:line="276" w:lineRule="auto"/>
+              <w:rPr>
+                <w:rFonts w:eastAsia="Calibri"/>
+                <w:sz w:val="28"/>
+                <w:szCs w:val="28"/>
+              </w:rPr>
+            </w:pPr>
+            <w:r>
+              <w:rPr>
+                <w:rFonts w:eastAsia="Calibri"/>
+                <w:sz w:val="28"/>
+                <w:szCs w:val="28"/>
+              </w:rPr>
+              <w:t>CCCD:</w:t>
             </w:r>
             <w:r>
               <w:rPr>
@@ -409,39 +430,7 @@
                 <w:sz w:val="28"/>
                 <w:szCs w:val="28"/>
               </w:rPr>
-              <w:t xml:space="preserve">       </w:t>
-            </w:r>
-          </w:p>
-        </w:tc>
-        <w:tc>
-          <w:tcPr>
-            <w:tcW w:w="4644" w:type="dxa"/>
-          </w:tcPr>
-          <w:p>
-            <w:pPr>
-              <w:spacing w:after="120" w:line="276" w:lineRule="auto"/>
-              <w:rPr>
-                <w:rFonts w:eastAsia="Calibri"/>
-                <w:sz w:val="28"/>
-                <w:szCs w:val="28"/>
-              </w:rPr>
-            </w:pPr>
-            <w:r>
-              <w:rPr>
-                <w:rFonts w:eastAsia="Calibri"/>
-                <w:sz w:val="28"/>
-                <w:szCs w:val="28"/>
-              </w:rPr>
-              <w:t xml:space="preserve">CCCD: </w:t>
-            </w:r>
-            <w:r>
-              <w:rPr>
-                <w:b/>
-                <w:bCs/>
-                <w:sz w:val="28"/>
-                <w:szCs w:val="28"/>
-              </w:rPr>
-              <w:t>096207011517</w:t>
+              <w:t>………………………………..</w:t>
             </w:r>
           </w:p>
         </w:tc>
@@ -518,7 +507,7 @@
           <w:szCs w:val="28"/>
           <w:bdr w:val="none" w:sz="0" w:space="0" w:color="auto" w:frame="1"/>
         </w:rPr>
-        <w:t>A</w:t>
+        <w:t>giao</w:t>
       </w:r>
       <w:r>
         <w:rPr>
@@ -546,7 +535,7 @@
           <w:szCs w:val="28"/>
           <w:bdr w:val="none" w:sz="0" w:space="0" w:color="auto" w:frame="1"/>
         </w:rPr>
-        <w:t>B</w:t>
+        <w:t>nhận</w:t>
       </w:r>
       <w:r>
         <w:rPr>
@@ -583,7 +572,7 @@
     </w:p>
     <w:tbl>
       <w:tblPr>
-        <w:tblW w:w="9072" w:type="dxa"/>
+        <w:tblW w:w="9356" w:type="dxa"/>
         <w:tblInd w:w="108" w:type="dxa"/>
         <w:tblBorders>
           <w:top w:val="single" w:sz="4" w:space="0" w:color="auto"/>
@@ -598,11 +587,10 @@
       </w:tblPr>
       <w:tblGrid>
         <w:gridCol w:w="746"/>
-        <w:gridCol w:w="3325"/>
-        <w:gridCol w:w="870"/>
-        <w:gridCol w:w="913"/>
-        <w:gridCol w:w="1536"/>
-        <w:gridCol w:w="1682"/>
+        <w:gridCol w:w="4357"/>
+        <w:gridCol w:w="1134"/>
+        <w:gridCol w:w="993"/>
+        <w:gridCol w:w="2126"/>
       </w:tblGrid>
       <w:tr>
         <w:tc>
@@ -635,7 +623,7 @@
         </w:tc>
         <w:tc>
           <w:tcPr>
-            <w:tcW w:w="3325" w:type="dxa"/>
+            <w:tcW w:w="4357" w:type="dxa"/>
             <w:shd w:val="clear" w:color="auto" w:fill="FFFFFF"/>
             <w:vAlign w:val="center"/>
           </w:tcPr>
@@ -663,7 +651,7 @@
         </w:tc>
         <w:tc>
           <w:tcPr>
-            <w:tcW w:w="870" w:type="dxa"/>
+            <w:tcW w:w="1134" w:type="dxa"/>
             <w:shd w:val="clear" w:color="auto" w:fill="FFFFFF"/>
             <w:vAlign w:val="center"/>
           </w:tcPr>
@@ -691,7 +679,7 @@
         </w:tc>
         <w:tc>
           <w:tcPr>
-            <w:tcW w:w="913" w:type="dxa"/>
+            <w:tcW w:w="993" w:type="dxa"/>
             <w:shd w:val="clear" w:color="auto" w:fill="FFFFFF"/>
             <w:vAlign w:val="center"/>
           </w:tcPr>
@@ -719,7 +707,7 @@
         </w:tc>
         <w:tc>
           <w:tcPr>
-            <w:tcW w:w="1536" w:type="dxa"/>
+            <w:tcW w:w="2126" w:type="dxa"/>
             <w:shd w:val="clear" w:color="auto" w:fill="FFFFFF"/>
             <w:vAlign w:val="center"/>
           </w:tcPr>
@@ -745,34 +733,6 @@
             </w:r>
           </w:p>
         </w:tc>
-        <w:tc>
-          <w:tcPr>
-            <w:tcW w:w="1682" w:type="dxa"/>
-            <w:shd w:val="clear" w:color="auto" w:fill="FFFFFF"/>
-            <w:vAlign w:val="center"/>
-          </w:tcPr>
-          <w:p>
-            <w:pPr>
-              <w:spacing w:after="120" w:line="276" w:lineRule="auto"/>
-              <w:jc w:val="center"/>
-              <w:rPr>
-                <w:rFonts w:eastAsia="Calibri"/>
-                <w:b/>
-                <w:sz w:val="28"/>
-                <w:szCs w:val="28"/>
-              </w:rPr>
-            </w:pPr>
-            <w:r>
-              <w:rPr>
-                <w:rFonts w:eastAsia="Calibri"/>
-                <w:b/>
-                <w:sz w:val="28"/>
-                <w:szCs w:val="28"/>
-              </w:rPr>
-              <w:t>Thành tiền</w:t>
-            </w:r>
-          </w:p>
-        </w:tc>
       </w:tr>
       <w:tr>
         <w:tc>
@@ -802,7 +762,7 @@
         </w:tc>
         <w:tc>
           <w:tcPr>
-            <w:tcW w:w="3325" w:type="dxa"/>
+            <w:tcW w:w="4357" w:type="dxa"/>
             <w:shd w:val="clear" w:color="auto" w:fill="FFFFFF"/>
           </w:tcPr>
           <w:p>
@@ -827,7 +787,7 @@
         </w:tc>
         <w:tc>
           <w:tcPr>
-            <w:tcW w:w="870" w:type="dxa"/>
+            <w:tcW w:w="1134" w:type="dxa"/>
             <w:shd w:val="clear" w:color="auto" w:fill="FFFFFF"/>
           </w:tcPr>
           <w:p>
@@ -852,7 +812,7 @@
         </w:tc>
         <w:tc>
           <w:tcPr>
-            <w:tcW w:w="913" w:type="dxa"/>
+            <w:tcW w:w="993" w:type="dxa"/>
             <w:shd w:val="clear" w:color="auto" w:fill="FFFFFF"/>
           </w:tcPr>
           <w:p>
@@ -877,32 +837,7 @@
         </w:tc>
         <w:tc>
           <w:tcPr>
-            <w:tcW w:w="1536" w:type="dxa"/>
-            <w:shd w:val="clear" w:color="auto" w:fill="FFFFFF"/>
-          </w:tcPr>
-          <w:p>
-            <w:pPr>
-              <w:spacing w:after="120" w:line="276" w:lineRule="auto"/>
-              <w:jc w:val="center"/>
-              <w:rPr>
-                <w:rFonts w:eastAsia="Calibri"/>
-                <w:sz w:val="28"/>
-                <w:szCs w:val="28"/>
-              </w:rPr>
-            </w:pPr>
-            <w:r>
-              <w:rPr>
-                <w:rFonts w:eastAsia="Calibri"/>
-                <w:sz w:val="28"/>
-                <w:szCs w:val="28"/>
-              </w:rPr>
-              <w:t>Mới 100%</w:t>
-            </w:r>
-          </w:p>
-        </w:tc>
-        <w:tc>
-          <w:tcPr>
-            <w:tcW w:w="1682" w:type="dxa"/>
+            <w:tcW w:w="2126" w:type="dxa"/>
             <w:shd w:val="clear" w:color="auto" w:fill="FFFFFF"/>
           </w:tcPr>
           <w:p>
@@ -946,7 +881,7 @@
         </w:tc>
         <w:tc>
           <w:tcPr>
-            <w:tcW w:w="3325" w:type="dxa"/>
+            <w:tcW w:w="4357" w:type="dxa"/>
             <w:shd w:val="clear" w:color="auto" w:fill="FFFFFF"/>
           </w:tcPr>
           <w:p>
@@ -971,7 +906,7 @@
         </w:tc>
         <w:tc>
           <w:tcPr>
-            <w:tcW w:w="870" w:type="dxa"/>
+            <w:tcW w:w="1134" w:type="dxa"/>
             <w:shd w:val="clear" w:color="auto" w:fill="FFFFFF"/>
           </w:tcPr>
           <w:p>
@@ -996,7 +931,7 @@
         </w:tc>
         <w:tc>
           <w:tcPr>
-            <w:tcW w:w="913" w:type="dxa"/>
+            <w:tcW w:w="993" w:type="dxa"/>
             <w:shd w:val="clear" w:color="auto" w:fill="FFFFFF"/>
           </w:tcPr>
           <w:p>
@@ -1021,32 +956,7 @@
         </w:tc>
         <w:tc>
           <w:tcPr>
-            <w:tcW w:w="1536" w:type="dxa"/>
-            <w:shd w:val="clear" w:color="auto" w:fill="FFFFFF"/>
-          </w:tcPr>
-          <w:p>
-            <w:pPr>
-              <w:spacing w:after="120" w:line="276" w:lineRule="auto"/>
-              <w:jc w:val="center"/>
-              <w:rPr>
-                <w:rFonts w:eastAsia="Calibri"/>
-                <w:sz w:val="28"/>
-                <w:szCs w:val="28"/>
-              </w:rPr>
-            </w:pPr>
-            <w:r>
-              <w:rPr>
-                <w:rFonts w:eastAsia="Calibri"/>
-                <w:sz w:val="28"/>
-                <w:szCs w:val="28"/>
-              </w:rPr>
-              <w:t>Mới 100%</w:t>
-            </w:r>
-          </w:p>
-        </w:tc>
-        <w:tc>
-          <w:tcPr>
-            <w:tcW w:w="1682" w:type="dxa"/>
+            <w:tcW w:w="2126" w:type="dxa"/>
             <w:shd w:val="clear" w:color="auto" w:fill="FFFFFF"/>
           </w:tcPr>
           <w:p>
@@ -1090,7 +1000,7 @@
         </w:tc>
         <w:tc>
           <w:tcPr>
-            <w:tcW w:w="3325" w:type="dxa"/>
+            <w:tcW w:w="4357" w:type="dxa"/>
             <w:shd w:val="clear" w:color="auto" w:fill="FFFFFF"/>
           </w:tcPr>
           <w:p>
@@ -1115,7 +1025,7 @@
         </w:tc>
         <w:tc>
           <w:tcPr>
-            <w:tcW w:w="870" w:type="dxa"/>
+            <w:tcW w:w="1134" w:type="dxa"/>
             <w:shd w:val="clear" w:color="auto" w:fill="FFFFFF"/>
           </w:tcPr>
           <w:p>
@@ -1140,7 +1050,7 @@
         </w:tc>
         <w:tc>
           <w:tcPr>
-            <w:tcW w:w="913" w:type="dxa"/>
+            <w:tcW w:w="993" w:type="dxa"/>
             <w:shd w:val="clear" w:color="auto" w:fill="FFFFFF"/>
           </w:tcPr>
           <w:p>
@@ -1165,32 +1075,7 @@
         </w:tc>
         <w:tc>
           <w:tcPr>
-            <w:tcW w:w="1536" w:type="dxa"/>
-            <w:shd w:val="clear" w:color="auto" w:fill="FFFFFF"/>
-          </w:tcPr>
-          <w:p>
-            <w:pPr>
-              <w:spacing w:after="120" w:line="276" w:lineRule="auto"/>
-              <w:jc w:val="center"/>
-              <w:rPr>
-                <w:rFonts w:eastAsia="Calibri"/>
-                <w:sz w:val="28"/>
-                <w:szCs w:val="28"/>
-              </w:rPr>
-            </w:pPr>
-            <w:r>
-              <w:rPr>
-                <w:rFonts w:eastAsia="Calibri"/>
-                <w:sz w:val="28"/>
-                <w:szCs w:val="28"/>
-              </w:rPr>
-              <w:t>Mới 100%</w:t>
-            </w:r>
-          </w:p>
-        </w:tc>
-        <w:tc>
-          <w:tcPr>
-            <w:tcW w:w="1682" w:type="dxa"/>
+            <w:tcW w:w="2126" w:type="dxa"/>
             <w:shd w:val="clear" w:color="auto" w:fill="FFFFFF"/>
           </w:tcPr>
           <w:p>
@@ -1226,7 +1111,7 @@
         </w:tc>
         <w:tc>
           <w:tcPr>
-            <w:tcW w:w="3325" w:type="dxa"/>
+            <w:tcW w:w="4357" w:type="dxa"/>
             <w:shd w:val="clear" w:color="auto" w:fill="FFFFFF"/>
           </w:tcPr>
           <w:p>
@@ -1243,7 +1128,7 @@
         </w:tc>
         <w:tc>
           <w:tcPr>
-            <w:tcW w:w="870" w:type="dxa"/>
+            <w:tcW w:w="1134" w:type="dxa"/>
             <w:shd w:val="clear" w:color="auto" w:fill="FFFFFF"/>
           </w:tcPr>
           <w:p>
@@ -1260,7 +1145,7 @@
         </w:tc>
         <w:tc>
           <w:tcPr>
-            <w:tcW w:w="913" w:type="dxa"/>
+            <w:tcW w:w="993" w:type="dxa"/>
             <w:shd w:val="clear" w:color="auto" w:fill="FFFFFF"/>
           </w:tcPr>
           <w:p>
@@ -1277,24 +1162,7 @@
         </w:tc>
         <w:tc>
           <w:tcPr>
-            <w:tcW w:w="1536" w:type="dxa"/>
-            <w:shd w:val="clear" w:color="auto" w:fill="FFFFFF"/>
-          </w:tcPr>
-          <w:p>
-            <w:pPr>
-              <w:spacing w:after="120" w:line="276" w:lineRule="auto"/>
-              <w:jc w:val="center"/>
-              <w:rPr>
-                <w:rFonts w:eastAsia="Calibri"/>
-                <w:sz w:val="28"/>
-                <w:szCs w:val="28"/>
-              </w:rPr>
-            </w:pPr>
-          </w:p>
-        </w:tc>
-        <w:tc>
-          <w:tcPr>
-            <w:tcW w:w="1682" w:type="dxa"/>
+            <w:tcW w:w="2126" w:type="dxa"/>
             <w:shd w:val="clear" w:color="auto" w:fill="FFFFFF"/>
           </w:tcPr>
           <w:p>
@@ -1329,71 +1197,55 @@
         </w:tc>
         <w:tc>
           <w:tcPr>
-            <w:tcW w:w="3325" w:type="dxa"/>
-            <w:shd w:val="clear" w:color="auto" w:fill="FFFFFF"/>
-          </w:tcPr>
-          <w:p>
-            <w:pPr>
-              <w:spacing w:after="120" w:line="276" w:lineRule="auto"/>
-              <w:rPr>
-                <w:rFonts w:eastAsia="Calibri"/>
-                <w:sz w:val="28"/>
-                <w:szCs w:val="28"/>
-              </w:rPr>
-            </w:pPr>
-          </w:p>
-        </w:tc>
-        <w:tc>
-          <w:tcPr>
-            <w:tcW w:w="870" w:type="dxa"/>
-            <w:shd w:val="clear" w:color="auto" w:fill="FFFFFF"/>
-          </w:tcPr>
-          <w:p>
-            <w:pPr>
-              <w:spacing w:after="120" w:line="276" w:lineRule="auto"/>
-              <w:rPr>
-                <w:rFonts w:eastAsia="Calibri"/>
-                <w:sz w:val="28"/>
-                <w:szCs w:val="28"/>
-              </w:rPr>
-            </w:pPr>
-          </w:p>
-        </w:tc>
-        <w:tc>
-          <w:tcPr>
-            <w:tcW w:w="913" w:type="dxa"/>
-            <w:shd w:val="clear" w:color="auto" w:fill="FFFFFF"/>
-          </w:tcPr>
-          <w:p>
-            <w:pPr>
-              <w:spacing w:after="120" w:line="276" w:lineRule="auto"/>
-              <w:rPr>
-                <w:rFonts w:eastAsia="Calibri"/>
-                <w:sz w:val="28"/>
-                <w:szCs w:val="28"/>
-              </w:rPr>
-            </w:pPr>
-          </w:p>
-        </w:tc>
-        <w:tc>
-          <w:tcPr>
-            <w:tcW w:w="1536" w:type="dxa"/>
-            <w:shd w:val="clear" w:color="auto" w:fill="FFFFFF"/>
-          </w:tcPr>
-          <w:p>
-            <w:pPr>
-              <w:spacing w:after="120" w:line="276" w:lineRule="auto"/>
-              <w:rPr>
-                <w:rFonts w:eastAsia="Calibri"/>
-                <w:sz w:val="28"/>
-                <w:szCs w:val="28"/>
-              </w:rPr>
-            </w:pPr>
-          </w:p>
-        </w:tc>
-        <w:tc>
-          <w:tcPr>
-            <w:tcW w:w="1682" w:type="dxa"/>
+            <w:tcW w:w="4357" w:type="dxa"/>
+            <w:shd w:val="clear" w:color="auto" w:fill="FFFFFF"/>
+          </w:tcPr>
+          <w:p>
+            <w:pPr>
+              <w:spacing w:after="120" w:line="276" w:lineRule="auto"/>
+              <w:rPr>
+                <w:rFonts w:eastAsia="Calibri"/>
+                <w:sz w:val="28"/>
+                <w:szCs w:val="28"/>
+              </w:rPr>
+            </w:pPr>
+          </w:p>
+        </w:tc>
+        <w:tc>
+          <w:tcPr>
+            <w:tcW w:w="1134" w:type="dxa"/>
+            <w:shd w:val="clear" w:color="auto" w:fill="FFFFFF"/>
+          </w:tcPr>
+          <w:p>
+            <w:pPr>
+              <w:spacing w:after="120" w:line="276" w:lineRule="auto"/>
+              <w:rPr>
+                <w:rFonts w:eastAsia="Calibri"/>
+                <w:sz w:val="28"/>
+                <w:szCs w:val="28"/>
+              </w:rPr>
+            </w:pPr>
+          </w:p>
+        </w:tc>
+        <w:tc>
+          <w:tcPr>
+            <w:tcW w:w="993" w:type="dxa"/>
+            <w:shd w:val="clear" w:color="auto" w:fill="FFFFFF"/>
+          </w:tcPr>
+          <w:p>
+            <w:pPr>
+              <w:spacing w:after="120" w:line="276" w:lineRule="auto"/>
+              <w:rPr>
+                <w:rFonts w:eastAsia="Calibri"/>
+                <w:sz w:val="28"/>
+                <w:szCs w:val="28"/>
+              </w:rPr>
+            </w:pPr>
+          </w:p>
+        </w:tc>
+        <w:tc>
+          <w:tcPr>
+            <w:tcW w:w="2126" w:type="dxa"/>
             <w:shd w:val="clear" w:color="auto" w:fill="FFFFFF"/>
           </w:tcPr>
           <w:p>
@@ -1427,71 +1279,137 @@
         </w:tc>
         <w:tc>
           <w:tcPr>
-            <w:tcW w:w="3325" w:type="dxa"/>
-            <w:shd w:val="clear" w:color="auto" w:fill="FFFFFF"/>
-          </w:tcPr>
-          <w:p>
-            <w:pPr>
-              <w:spacing w:after="120" w:line="276" w:lineRule="auto"/>
-              <w:rPr>
-                <w:rFonts w:eastAsia="Calibri"/>
-                <w:sz w:val="28"/>
-                <w:szCs w:val="28"/>
-              </w:rPr>
-            </w:pPr>
-          </w:p>
-        </w:tc>
-        <w:tc>
-          <w:tcPr>
-            <w:tcW w:w="870" w:type="dxa"/>
-            <w:shd w:val="clear" w:color="auto" w:fill="FFFFFF"/>
-          </w:tcPr>
-          <w:p>
-            <w:pPr>
-              <w:spacing w:after="120" w:line="276" w:lineRule="auto"/>
-              <w:rPr>
-                <w:rFonts w:eastAsia="Calibri"/>
-                <w:sz w:val="28"/>
-                <w:szCs w:val="28"/>
-              </w:rPr>
-            </w:pPr>
-          </w:p>
-        </w:tc>
-        <w:tc>
-          <w:tcPr>
-            <w:tcW w:w="913" w:type="dxa"/>
-            <w:shd w:val="clear" w:color="auto" w:fill="FFFFFF"/>
-          </w:tcPr>
-          <w:p>
-            <w:pPr>
-              <w:spacing w:after="120" w:line="276" w:lineRule="auto"/>
-              <w:rPr>
-                <w:rFonts w:eastAsia="Calibri"/>
-                <w:sz w:val="28"/>
-                <w:szCs w:val="28"/>
-              </w:rPr>
-            </w:pPr>
-          </w:p>
-        </w:tc>
-        <w:tc>
-          <w:tcPr>
-            <w:tcW w:w="1536" w:type="dxa"/>
-            <w:shd w:val="clear" w:color="auto" w:fill="FFFFFF"/>
-          </w:tcPr>
-          <w:p>
-            <w:pPr>
-              <w:spacing w:after="120" w:line="276" w:lineRule="auto"/>
-              <w:rPr>
-                <w:rFonts w:eastAsia="Calibri"/>
-                <w:sz w:val="28"/>
-                <w:szCs w:val="28"/>
-              </w:rPr>
-            </w:pPr>
-          </w:p>
-        </w:tc>
-        <w:tc>
-          <w:tcPr>
-            <w:tcW w:w="1682" w:type="dxa"/>
+            <w:tcW w:w="4357" w:type="dxa"/>
+            <w:shd w:val="clear" w:color="auto" w:fill="FFFFFF"/>
+          </w:tcPr>
+          <w:p>
+            <w:pPr>
+              <w:spacing w:after="120" w:line="276" w:lineRule="auto"/>
+              <w:rPr>
+                <w:rFonts w:eastAsia="Calibri"/>
+                <w:sz w:val="28"/>
+                <w:szCs w:val="28"/>
+              </w:rPr>
+            </w:pPr>
+          </w:p>
+        </w:tc>
+        <w:tc>
+          <w:tcPr>
+            <w:tcW w:w="1134" w:type="dxa"/>
+            <w:shd w:val="clear" w:color="auto" w:fill="FFFFFF"/>
+          </w:tcPr>
+          <w:p>
+            <w:pPr>
+              <w:spacing w:after="120" w:line="276" w:lineRule="auto"/>
+              <w:rPr>
+                <w:rFonts w:eastAsia="Calibri"/>
+                <w:sz w:val="28"/>
+                <w:szCs w:val="28"/>
+              </w:rPr>
+            </w:pPr>
+          </w:p>
+        </w:tc>
+        <w:tc>
+          <w:tcPr>
+            <w:tcW w:w="993" w:type="dxa"/>
+            <w:shd w:val="clear" w:color="auto" w:fill="FFFFFF"/>
+          </w:tcPr>
+          <w:p>
+            <w:pPr>
+              <w:spacing w:after="120" w:line="276" w:lineRule="auto"/>
+              <w:rPr>
+                <w:rFonts w:eastAsia="Calibri"/>
+                <w:sz w:val="28"/>
+                <w:szCs w:val="28"/>
+              </w:rPr>
+            </w:pPr>
+          </w:p>
+        </w:tc>
+        <w:tc>
+          <w:tcPr>
+            <w:tcW w:w="2126" w:type="dxa"/>
+            <w:shd w:val="clear" w:color="auto" w:fill="FFFFFF"/>
+          </w:tcPr>
+          <w:p>
+            <w:pPr>
+              <w:spacing w:after="120" w:line="276" w:lineRule="auto"/>
+              <w:rPr>
+                <w:rFonts w:eastAsia="Calibri"/>
+                <w:sz w:val="28"/>
+                <w:szCs w:val="28"/>
+              </w:rPr>
+            </w:pPr>
+          </w:p>
+        </w:tc>
+      </w:tr>
+      <w:tr>
+        <w:tc>
+          <w:tcPr>
+            <w:tcW w:w="746" w:type="dxa"/>
+            <w:shd w:val="clear" w:color="auto" w:fill="FFFFFF"/>
+          </w:tcPr>
+          <w:p>
+            <w:pPr>
+              <w:spacing w:after="120" w:line="276" w:lineRule="auto"/>
+              <w:rPr>
+                <w:rFonts w:eastAsia="Calibri"/>
+                <w:sz w:val="28"/>
+                <w:szCs w:val="28"/>
+              </w:rPr>
+            </w:pPr>
+          </w:p>
+        </w:tc>
+        <w:tc>
+          <w:tcPr>
+            <w:tcW w:w="4357" w:type="dxa"/>
+            <w:shd w:val="clear" w:color="auto" w:fill="FFFFFF"/>
+          </w:tcPr>
+          <w:p>
+            <w:pPr>
+              <w:spacing w:after="120" w:line="276" w:lineRule="auto"/>
+              <w:rPr>
+                <w:rFonts w:eastAsia="Calibri"/>
+                <w:sz w:val="28"/>
+                <w:szCs w:val="28"/>
+              </w:rPr>
+            </w:pPr>
+          </w:p>
+        </w:tc>
+        <w:tc>
+          <w:tcPr>
+            <w:tcW w:w="1134" w:type="dxa"/>
+            <w:shd w:val="clear" w:color="auto" w:fill="FFFFFF"/>
+          </w:tcPr>
+          <w:p>
+            <w:pPr>
+              <w:spacing w:after="120" w:line="276" w:lineRule="auto"/>
+              <w:rPr>
+                <w:rFonts w:eastAsia="Calibri"/>
+                <w:sz w:val="28"/>
+                <w:szCs w:val="28"/>
+              </w:rPr>
+            </w:pPr>
+          </w:p>
+        </w:tc>
+        <w:tc>
+          <w:tcPr>
+            <w:tcW w:w="993" w:type="dxa"/>
+            <w:shd w:val="clear" w:color="auto" w:fill="FFFFFF"/>
+          </w:tcPr>
+          <w:p>
+            <w:pPr>
+              <w:spacing w:after="120" w:line="276" w:lineRule="auto"/>
+              <w:rPr>
+                <w:rFonts w:eastAsia="Calibri"/>
+                <w:sz w:val="28"/>
+                <w:szCs w:val="28"/>
+              </w:rPr>
+            </w:pPr>
+          </w:p>
+        </w:tc>
+        <w:tc>
+          <w:tcPr>
+            <w:tcW w:w="2126" w:type="dxa"/>
             <w:shd w:val="clear" w:color="auto" w:fill="FFFFFF"/>
           </w:tcPr>
           <w:p>
@@ -1532,7 +1450,7 @@
           <w:sz w:val="28"/>
           <w:szCs w:val="28"/>
         </w:rPr>
-        <w:t>A</w:t>
+        <w:t>giao</w:t>
       </w:r>
       <w:r>
         <w:rPr>
@@ -1554,7 +1472,7 @@
           <w:sz w:val="28"/>
           <w:szCs w:val="28"/>
         </w:rPr>
-        <w:t>29</w:t>
+        <w:t>…</w:t>
       </w:r>
       <w:r>
         <w:rPr>
@@ -1568,7 +1486,7 @@
           <w:sz w:val="28"/>
           <w:szCs w:val="28"/>
         </w:rPr>
-        <w:t>01</w:t>
+        <w:t>…</w:t>
       </w:r>
       <w:r>
         <w:rPr>
@@ -1582,7 +1500,7 @@
           <w:sz w:val="28"/>
           <w:szCs w:val="28"/>
         </w:rPr>
-        <w:t>2026</w:t>
+        <w:t>…….</w:t>
       </w:r>
       <w:r>
         <w:rPr>
@@ -1607,7 +1525,27 @@
           <w:szCs w:val="28"/>
           <w:shd w:val="clear" w:color="auto" w:fill="FFFFFF"/>
         </w:rPr>
-        <w:t xml:space="preserve">bên B </w:t>
+        <w:t xml:space="preserve">bên </w:t>
+      </w:r>
+      <w:r>
+        <w:rPr>
+          <w:b/>
+          <w:bCs/>
+          <w:sz w:val="28"/>
+          <w:szCs w:val="28"/>
+          <w:shd w:val="clear" w:color="auto" w:fill="FFFFFF"/>
+        </w:rPr>
+        <w:t>nhận</w:t>
+      </w:r>
+      <w:r>
+        <w:rPr>
+          <w:b/>
+          <w:bCs/>
+          <w:sz w:val="28"/>
+          <w:szCs w:val="28"/>
+          <w:shd w:val="clear" w:color="auto" w:fill="FFFFFF"/>
+        </w:rPr>
+        <w:t xml:space="preserve"> </w:t>
       </w:r>
       <w:r>
         <w:rPr>
@@ -1662,8 +1600,8 @@
         <w:tblLook w:val="04A0" w:firstRow="1" w:lastRow="0" w:firstColumn="1" w:lastColumn="0" w:noHBand="0" w:noVBand="1"/>
       </w:tblPr>
       <w:tblGrid>
-        <w:gridCol w:w="4644"/>
-        <w:gridCol w:w="4644"/>
+        <w:gridCol w:w="4621"/>
+        <w:gridCol w:w="4622"/>
       </w:tblGrid>
       <w:tr>
         <w:tc>
@@ -1688,7 +1626,16 @@
                 <w:sz w:val="28"/>
                 <w:szCs w:val="28"/>
               </w:rPr>
-              <w:t>Bên giao</w:t>
+              <w:t xml:space="preserve">Bên </w:t>
+            </w:r>
+            <w:r>
+              <w:rPr>
+                <w:rFonts w:eastAsia="Calibri"/>
+                <w:b/>
+                <w:sz w:val="28"/>
+                <w:szCs w:val="28"/>
+              </w:rPr>
+              <w:t>giao</w:t>
             </w:r>
             <w:r>
               <w:rPr>
@@ -1795,7 +1742,7 @@
     </w:p>
     <w:sectPr>
       <w:pgSz w:w="11907" w:h="16840" w:code="9"/>
-      <w:pgMar w:top="1418" w:right="1134" w:bottom="1418" w:left="1701" w:header="720" w:footer="221" w:gutter="0"/>
+      <w:pgMar w:top="567" w:right="1440" w:bottom="1701" w:left="1440" w:header="720" w:footer="221" w:gutter="0"/>
       <w:cols w:space="720"/>
       <w:docGrid w:linePitch="360"/>
     </w:sectPr>
